--- a/technical_document/docx/06_quality_assurance/DOC-06-QA-04_Bangladesh_Bank_Regulatory_Compliance_and_ICT_Security_Audit.docx
+++ b/technical_document/docx/06_quality_assurance/DOC-06-QA-04_Bangladesh_Bank_Regulatory_Compliance_and_ICT_Security_Audit.docx
@@ -1552,6 +1552,58 @@
           </w:p>
         </w:tc>
       </w:tr>
+      <w:tr>
+        <w:tc>
+          <w:tcPr>
+            <w:tcW w:type="dxa" w:w="1872"/>
+          </w:tcPr>
+          <w:p>
+            <w:r>
+              <w:t>3.1.0</w:t>
+            </w:r>
+          </w:p>
+        </w:tc>
+        <w:tc>
+          <w:tcPr>
+            <w:tcW w:type="dxa" w:w="1872"/>
+          </w:tcPr>
+          <w:p>
+            <w:r>
+              <w:t>October 2026</w:t>
+            </w:r>
+          </w:p>
+        </w:tc>
+        <w:tc>
+          <w:tcPr>
+            <w:tcW w:type="dxa" w:w="1872"/>
+          </w:tcPr>
+          <w:p>
+            <w:r>
+              <w:t>Independent Forensic Re-audit</w:t>
+            </w:r>
+          </w:p>
+        </w:tc>
+        <w:tc>
+          <w:tcPr>
+            <w:tcW w:type="dxa" w:w="1872"/>
+          </w:tcPr>
+          <w:p>
+            <w:r>
+              <w:t>Factual corrections per audit/docx_forensic_audit_2026-10-08.md</w:t>
+            </w:r>
+          </w:p>
+        </w:tc>
+        <w:tc>
+          <w:tcPr>
+            <w:tcW w:type="dxa" w:w="1872"/>
+          </w:tcPr>
+          <w:p>
+            <w:r>
+              <w:t>Applied</w:t>
+            </w:r>
+          </w:p>
+        </w:tc>
+      </w:tr>
     </w:tbl>
     <w:p>
       <w:pPr>
@@ -2332,7 +2384,7 @@
                 <w:color w:val="801515"/>
                 <w:sz w:val="16"/>
               </w:rPr>
-              <w:t>DebtBurdenCalculator.java</w:t>
+              <w:t>AssessmentService.java (DBR validation)</w:t>
             </w:r>
           </w:p>
         </w:tc>
@@ -3247,6 +3299,19 @@
         <w:t>Deterministic verification of Days Past Due (DPD) thresholds and provisioning percentages.</w:t>
       </w:r>
     </w:p>
+    <w:p>
+      <w:r>
+        <w:rPr>
+          <w:b/>
+        </w:rPr>
+        <w:t>Addendum — v3.1.0 corrections (Independent Forensic Re-audit, 8 October 2026)</w:t>
+      </w:r>
+    </w:p>
+    <w:p>
+      <w:r>
+        <w:t>Corrections (v3.1.0): DBR hard-rule validation lives in AssessmentService (no DebtBurdenCalculator class exists); statute attributions aligned (BCA §27 = CIB-before-sanction; 12-year retention per Bank Company Act books-of-account provisions); continuity targets per the canonical MNT-03 baseline (RPO ≤15 min / RTO ≤60 min); IFRS-9 full ECL provisioning due December 2027 (pilot June 2027).</w:t>
+      </w:r>
+    </w:p>
     <w:sectPr>
       <w:headerReference w:type="default" r:id="rId9"/>
       <w:footerReference w:type="default" r:id="rId10"/>
